--- a/git_manual.docx
+++ b/git_manual.docx
@@ -13,6 +13,7 @@
       <w:r>
         <w:rPr>
           <w:rFonts w:ascii="TH SarabunIT๙" w:hAnsi="TH SarabunIT๙" w:cs="TH SarabunIT๙"/>
+          <w:noProof/>
           <w:sz w:val="36"/>
           <w:szCs w:val="36"/>
           <w:cs/>
@@ -65,6 +66,7 @@
       <w:r>
         <w:rPr>
           <w:rFonts w:ascii="TH SarabunIT๙" w:hAnsi="TH SarabunIT๙" w:cs="TH SarabunIT๙"/>
+          <w:noProof/>
           <w:sz w:val="36"/>
           <w:szCs w:val="36"/>
         </w:rPr>
@@ -116,6 +118,7 @@
       <w:r>
         <w:rPr>
           <w:rFonts w:ascii="TH SarabunIT๙" w:hAnsi="TH SarabunIT๙" w:cs="TH SarabunIT๙"/>
+          <w:noProof/>
           <w:sz w:val="36"/>
           <w:szCs w:val="36"/>
         </w:rPr>
@@ -167,6 +170,7 @@
       <w:r>
         <w:rPr>
           <w:rFonts w:ascii="TH SarabunIT๙" w:hAnsi="TH SarabunIT๙" w:cs="TH SarabunIT๙"/>
+          <w:noProof/>
           <w:sz w:val="36"/>
           <w:szCs w:val="36"/>
         </w:rPr>
@@ -195,6 +199,212 @@
                     <a:xfrm>
                       <a:off x="0" y="0"/>
                       <a:ext cx="5731510" cy="1815465"/>
+                    </a:xfrm>
+                    <a:prstGeom prst="rect">
+                      <a:avLst/>
+                    </a:prstGeom>
+                  </pic:spPr>
+                </pic:pic>
+              </a:graphicData>
+            </a:graphic>
+          </wp:inline>
+        </w:drawing>
+      </w:r>
+    </w:p>
+    <w:p>
+      <w:pPr>
+        <w:rPr>
+          <w:rFonts w:ascii="TH SarabunIT๙" w:hAnsi="TH SarabunIT๙" w:cs="TH SarabunIT๙"/>
+          <w:sz w:val="36"/>
+          <w:szCs w:val="36"/>
+        </w:rPr>
+      </w:pPr>
+    </w:p>
+    <w:p>
+      <w:pPr>
+        <w:rPr>
+          <w:rFonts w:ascii="TH SarabunIT๙" w:hAnsi="TH SarabunIT๙" w:cs="TH SarabunIT๙"/>
+          <w:sz w:val="36"/>
+          <w:szCs w:val="36"/>
+        </w:rPr>
+      </w:pPr>
+      <w:r>
+        <w:rPr>
+          <w:rFonts w:ascii="TH SarabunIT๙" w:hAnsi="TH SarabunIT๙" w:cs="TH SarabunIT๙"/>
+          <w:sz w:val="36"/>
+          <w:szCs w:val="36"/>
+        </w:rPr>
+        <w:br w:type="page"/>
+      </w:r>
+    </w:p>
+    <w:p>
+      <w:pPr>
+        <w:rPr>
+          <w:rFonts w:ascii="TH SarabunIT๙" w:hAnsi="TH SarabunIT๙" w:cs="TH SarabunIT๙"/>
+          <w:sz w:val="36"/>
+          <w:szCs w:val="36"/>
+        </w:rPr>
+      </w:pPr>
+      <w:r>
+        <w:rPr>
+          <w:rFonts w:ascii="TH SarabunIT๙" w:hAnsi="TH SarabunIT๙" w:cs="TH SarabunIT๙" w:hint="cs"/>
+          <w:sz w:val="36"/>
+          <w:szCs w:val="36"/>
+          <w:cs/>
+        </w:rPr>
+        <w:lastRenderedPageBreak/>
+        <w:t xml:space="preserve">ปรับส่วน </w:t>
+      </w:r>
+      <w:r>
+        <w:rPr>
+          <w:rFonts w:ascii="TH SarabunIT๙" w:hAnsi="TH SarabunIT๙" w:cs="TH SarabunIT๙"/>
+          <w:sz w:val="36"/>
+          <w:szCs w:val="36"/>
+        </w:rPr>
+        <w:t>html</w:t>
+      </w:r>
+    </w:p>
+    <w:p>
+      <w:pPr>
+        <w:rPr>
+          <w:rFonts w:ascii="TH SarabunIT๙" w:hAnsi="TH SarabunIT๙" w:cs="TH SarabunIT๙"/>
+          <w:sz w:val="36"/>
+          <w:szCs w:val="36"/>
+        </w:rPr>
+      </w:pPr>
+      <w:r>
+        <w:rPr>
+          <w:rFonts w:ascii="TH SarabunIT๙" w:hAnsi="TH SarabunIT๙" w:cs="TH SarabunIT๙"/>
+          <w:sz w:val="36"/>
+          <w:szCs w:val="36"/>
+        </w:rPr>
+        <w:drawing>
+          <wp:inline distT="0" distB="0" distL="0" distR="0" wp14:anchorId="68148AA8" wp14:editId="05D572B4">
+            <wp:extent cx="5731510" cy="1705610"/>
+            <wp:effectExtent l="0" t="0" r="2540" b="8890"/>
+            <wp:docPr id="5" name="Picture 5"/>
+            <wp:cNvGraphicFramePr>
+              <a:graphicFrameLocks xmlns:a="http://schemas.openxmlformats.org/drawingml/2006/main" noChangeAspect="1"/>
+            </wp:cNvGraphicFramePr>
+            <a:graphic xmlns:a="http://schemas.openxmlformats.org/drawingml/2006/main">
+              <a:graphicData uri="http://schemas.openxmlformats.org/drawingml/2006/picture">
+                <pic:pic xmlns:pic="http://schemas.openxmlformats.org/drawingml/2006/picture">
+                  <pic:nvPicPr>
+                    <pic:cNvPr id="1" name=""/>
+                    <pic:cNvPicPr/>
+                  </pic:nvPicPr>
+                  <pic:blipFill>
+                    <a:blip r:embed="rId8"/>
+                    <a:stretch>
+                      <a:fillRect/>
+                    </a:stretch>
+                  </pic:blipFill>
+                  <pic:spPr>
+                    <a:xfrm>
+                      <a:off x="0" y="0"/>
+                      <a:ext cx="5731510" cy="1705610"/>
+                    </a:xfrm>
+                    <a:prstGeom prst="rect">
+                      <a:avLst/>
+                    </a:prstGeom>
+                  </pic:spPr>
+                </pic:pic>
+              </a:graphicData>
+            </a:graphic>
+          </wp:inline>
+        </w:drawing>
+      </w:r>
+    </w:p>
+    <w:p>
+      <w:pPr>
+        <w:rPr>
+          <w:rFonts w:ascii="TH SarabunIT๙" w:hAnsi="TH SarabunIT๙" w:cs="TH SarabunIT๙"/>
+          <w:sz w:val="36"/>
+          <w:szCs w:val="36"/>
+        </w:rPr>
+      </w:pPr>
+      <w:r>
+        <w:rPr>
+          <w:rFonts w:ascii="TH SarabunIT๙" w:hAnsi="TH SarabunIT๙" w:cs="TH SarabunIT๙"/>
+          <w:sz w:val="36"/>
+          <w:szCs w:val="36"/>
+        </w:rPr>
+        <w:drawing>
+          <wp:inline distT="0" distB="0" distL="0" distR="0" wp14:anchorId="421857D8" wp14:editId="1D963F14">
+            <wp:extent cx="5731510" cy="1565275"/>
+            <wp:effectExtent l="0" t="0" r="2540" b="0"/>
+            <wp:docPr id="6" name="Picture 6"/>
+            <wp:cNvGraphicFramePr>
+              <a:graphicFrameLocks xmlns:a="http://schemas.openxmlformats.org/drawingml/2006/main" noChangeAspect="1"/>
+            </wp:cNvGraphicFramePr>
+            <a:graphic xmlns:a="http://schemas.openxmlformats.org/drawingml/2006/main">
+              <a:graphicData uri="http://schemas.openxmlformats.org/drawingml/2006/picture">
+                <pic:pic xmlns:pic="http://schemas.openxmlformats.org/drawingml/2006/picture">
+                  <pic:nvPicPr>
+                    <pic:cNvPr id="1" name=""/>
+                    <pic:cNvPicPr/>
+                  </pic:nvPicPr>
+                  <pic:blipFill>
+                    <a:blip r:embed="rId9"/>
+                    <a:stretch>
+                      <a:fillRect/>
+                    </a:stretch>
+                  </pic:blipFill>
+                  <pic:spPr>
+                    <a:xfrm>
+                      <a:off x="0" y="0"/>
+                      <a:ext cx="5731510" cy="1565275"/>
+                    </a:xfrm>
+                    <a:prstGeom prst="rect">
+                      <a:avLst/>
+                    </a:prstGeom>
+                  </pic:spPr>
+                </pic:pic>
+              </a:graphicData>
+            </a:graphic>
+          </wp:inline>
+        </w:drawing>
+      </w:r>
+    </w:p>
+    <w:p>
+      <w:pPr>
+        <w:rPr>
+          <w:rFonts w:ascii="TH SarabunIT๙" w:hAnsi="TH SarabunIT๙" w:cs="TH SarabunIT๙" w:hint="cs"/>
+          <w:sz w:val="36"/>
+          <w:szCs w:val="36"/>
+        </w:rPr>
+      </w:pPr>
+      <w:r>
+        <w:rPr>
+          <w:rFonts w:ascii="TH SarabunIT๙" w:hAnsi="TH SarabunIT๙" w:cs="TH SarabunIT๙"/>
+          <w:sz w:val="36"/>
+          <w:szCs w:val="36"/>
+        </w:rPr>
+        <w:drawing>
+          <wp:inline distT="0" distB="0" distL="0" distR="0" wp14:anchorId="12145267" wp14:editId="546C688E">
+            <wp:extent cx="5731510" cy="1802130"/>
+            <wp:effectExtent l="0" t="0" r="2540" b="7620"/>
+            <wp:docPr id="7" name="Picture 7"/>
+            <wp:cNvGraphicFramePr>
+              <a:graphicFrameLocks xmlns:a="http://schemas.openxmlformats.org/drawingml/2006/main" noChangeAspect="1"/>
+            </wp:cNvGraphicFramePr>
+            <a:graphic xmlns:a="http://schemas.openxmlformats.org/drawingml/2006/main">
+              <a:graphicData uri="http://schemas.openxmlformats.org/drawingml/2006/picture">
+                <pic:pic xmlns:pic="http://schemas.openxmlformats.org/drawingml/2006/picture">
+                  <pic:nvPicPr>
+                    <pic:cNvPr id="1" name=""/>
+                    <pic:cNvPicPr/>
+                  </pic:nvPicPr>
+                  <pic:blipFill>
+                    <a:blip r:embed="rId10"/>
+                    <a:stretch>
+                      <a:fillRect/>
+                    </a:stretch>
+                  </pic:blipFill>
+                  <pic:spPr>
+                    <a:xfrm>
+                      <a:off x="0" y="0"/>
+                      <a:ext cx="5731510" cy="1802130"/>
                     </a:xfrm>
                     <a:prstGeom prst="rect">
                       <a:avLst/>
